--- a/syllabi/out/chem51-annotated.docx
+++ b/syllabi/out/chem51-annotated.docx
@@ -17,12 +17,13 @@
         </w:tblBorders>
       </w:tblPr>
       <w:tblGrid>
-        <w:gridCol w:w="11088"/>
+        <w:gridCol w:w="5544"/>
+        <w:gridCol w:w="5544"/>
       </w:tblGrid>
       <w:tr>
         <w:tc>
           <w:tcPr>
-            <w:tcW w:type="dxa" w:w="11088"/>
+            <w:tcW w:type="dxa" w:w="8784"/>
           </w:tcPr>
           <w:p>
             <w:pPr>
@@ -36,6 +37,40 @@
                 <w:sz w:val="52"/>
               </w:rPr>
               <w:t>Chemistry 51: Quick Reference</w:t>
+            </w:r>
+          </w:p>
+        </w:tc>
+        <w:tc>
+          <w:tcPr>
+            <w:tcW w:type="dxa" w:w="2304"/>
+            <w:shd w:val="clear" w:fill="FFE580"/>
+          </w:tcPr>
+          <w:p>
+            <w:pPr>
+              <w:spacing w:before="60" w:after="0" w:line="228" w:lineRule="auto"/>
+            </w:pPr>
+            <w:r/>
+            <w:r>
+              <w:rPr>
+                <w:rFonts w:ascii="Segoe Script" w:hAnsi="Segoe Script"/>
+                <w:b/>
+                <w:color w:val="7A2626"/>
+                <w:sz w:val="24"/>
+              </w:rPr>
+              <w:t>Read this first</w:t>
+            </w:r>
+          </w:p>
+          <w:p>
+            <w:pPr>
+              <w:spacing w:before="0" w:after="60" w:line="228" w:lineRule="auto"/>
+            </w:pPr>
+            <w:r>
+              <w:rPr>
+                <w:rFonts w:ascii="Segoe Script" w:hAnsi="Segoe Script"/>
+                <w:color w:val="191C21"/>
+                <w:sz w:val="20"/>
+              </w:rPr>
+              <w:t>the syllabus has the rest. this is the part you act on.</w:t>
             </w:r>
           </w:p>
         </w:tc>
@@ -56,15 +91,14 @@
         </w:tblBorders>
       </w:tblPr>
       <w:tblGrid>
-        <w:gridCol w:w="2772"/>
-        <w:gridCol w:w="2772"/>
-        <w:gridCol w:w="2772"/>
-        <w:gridCol w:w="2772"/>
+        <w:gridCol w:w="3696"/>
+        <w:gridCol w:w="3696"/>
+        <w:gridCol w:w="3696"/>
       </w:tblGrid>
       <w:tr>
         <w:tc>
           <w:tcPr>
-            <w:tcW w:type="dxa" w:w="2772"/>
+            <w:tcW w:type="dxa" w:w="3696"/>
             <w:shd w:val="clear" w:fill="FFFFFF"/>
             <w:vAlign w:val="top"/>
           </w:tcPr>
@@ -99,7 +133,7 @@
         </w:tc>
         <w:tc>
           <w:tcPr>
-            <w:tcW w:type="dxa" w:w="2772"/>
+            <w:tcW w:type="dxa" w:w="3696"/>
             <w:shd w:val="clear" w:fill="FFFFFF"/>
             <w:vAlign w:val="top"/>
           </w:tcPr>
@@ -134,7 +168,7 @@
         </w:tc>
         <w:tc>
           <w:tcPr>
-            <w:tcW w:type="dxa" w:w="2772"/>
+            <w:tcW w:type="dxa" w:w="3696"/>
             <w:shd w:val="clear" w:fill="FFFFFF"/>
             <w:vAlign w:val="top"/>
           </w:tcPr>
@@ -164,41 +198,6 @@
                 <w:sz w:val="21"/>
               </w:rPr>
               <w:t>Mon &amp; Weds 8am-12:20pm, SCI 212</w:t>
-            </w:r>
-          </w:p>
-        </w:tc>
-        <w:tc>
-          <w:tcPr>
-            <w:tcW w:type="dxa" w:w="2772"/>
-            <w:shd w:val="clear" w:fill="FFFFFF"/>
-            <w:vAlign w:val="top"/>
-          </w:tcPr>
-          <w:p>
-            <w:pPr>
-              <w:spacing w:before="0" w:after="0" w:line="276" w:lineRule="auto"/>
-            </w:pPr>
-            <w:r/>
-            <w:r>
-              <w:rPr>
-                <w:rFonts w:ascii="Segoe UI" w:hAnsi="Segoe UI"/>
-                <w:color w:val="868C96"/>
-                <w:sz w:val="13"/>
-              </w:rPr>
-              <w:t>REPLY WITHIN</w:t>
-            </w:r>
-          </w:p>
-          <w:p>
-            <w:pPr>
-              <w:spacing w:before="0" w:after="0" w:line="276" w:lineRule="auto"/>
-            </w:pPr>
-            <w:r>
-              <w:rPr>
-                <w:rFonts w:ascii="Georgia" w:hAnsi="Georgia"/>
-                <w:b/>
-                <w:color w:val="191C21"/>
-                <w:sz w:val="21"/>
-              </w:rPr>
-              <w:t>24 hours</w:t>
             </w:r>
           </w:p>
         </w:tc>
